--- a/Notes/Day 1.docx
+++ b/Notes/Day 1.docx
@@ -558,7 +558,7 @@
           </mc:Choice>
           <mc:Fallback>
             <w:pict>
-              <v:line w14:anchorId="30F1F9A6" id="Straight Connector 1" o:spid="_x0000_s1026" style="position:absolute;z-index:251659264;visibility:visible;mso-wrap-style:square;mso-wrap-distance-left:9pt;mso-wrap-distance-top:0;mso-wrap-distance-right:9pt;mso-wrap-distance-bottom:0;mso-position-horizontal:absolute;mso-position-horizontal-relative:text;mso-position-vertical:absolute;mso-position-vertical-relative:text" from="87pt,11.4pt" to="89.5pt,91.3pt" o:gfxdata="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" strokecolor="#156082 [3204]" strokeweight="1.5pt">
+              <v:line w14:anchorId="7065561F" id="Straight Connector 1" o:spid="_x0000_s1026" style="position:absolute;z-index:251659264;visibility:visible;mso-wrap-style:square;mso-wrap-distance-left:9pt;mso-wrap-distance-top:0;mso-wrap-distance-right:9pt;mso-wrap-distance-bottom:0;mso-position-horizontal:absolute;mso-position-horizontal-relative:text;mso-position-vertical:absolute;mso-position-vertical-relative:text" from="87pt,11.4pt" to="89.5pt,91.3pt" o:gfxdata="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" strokecolor="#156082 [3204]" strokeweight="1.5pt">
                 <v:stroke joinstyle="miter"/>
               </v:line>
             </w:pict>
@@ -639,7 +639,7 @@
           </mc:Choice>
           <mc:Fallback>
             <w:pict>
-              <v:line w14:anchorId="28AA0AB4" id="Straight Connector 2" o:spid="_x0000_s1026" style="position:absolute;z-index:251660288;visibility:visible;mso-wrap-style:square;mso-wrap-distance-left:9pt;mso-wrap-distance-top:0;mso-wrap-distance-right:9pt;mso-wrap-distance-bottom:0;mso-position-horizontal:absolute;mso-position-horizontal-relative:text;mso-position-vertical:absolute;mso-position-vertical-relative:text" from="89.45pt,7pt" to="105.3pt,7pt" o:gfxdata="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" strokecolor="#156082 [3204]" strokeweight="1.5pt">
+              <v:line w14:anchorId="28D1BB44" id="Straight Connector 2" o:spid="_x0000_s1026" style="position:absolute;z-index:251660288;visibility:visible;mso-wrap-style:square;mso-wrap-distance-left:9pt;mso-wrap-distance-top:0;mso-wrap-distance-right:9pt;mso-wrap-distance-bottom:0;mso-position-horizontal:absolute;mso-position-horizontal-relative:text;mso-position-vertical:absolute;mso-position-vertical-relative:text" from="89.45pt,7pt" to="105.3pt,7pt" o:gfxdata="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" strokecolor="#156082 [3204]" strokeweight="1.5pt">
                 <v:stroke joinstyle="miter"/>
               </v:line>
             </w:pict>
@@ -712,7 +712,7 @@
           </mc:Choice>
           <mc:Fallback>
             <w:pict>
-              <v:line w14:anchorId="4C671A81" id="Straight Connector 2" o:spid="_x0000_s1026" style="position:absolute;z-index:251662336;visibility:visible;mso-wrap-style:square;mso-wrap-distance-left:9pt;mso-wrap-distance-top:0;mso-wrap-distance-right:9pt;mso-wrap-distance-bottom:0;mso-position-horizontal:absolute;mso-position-horizontal-relative:text;mso-position-vertical:absolute;mso-position-vertical-relative:text" from="90.25pt,6.8pt" to="106.1pt,6.8pt" o:gfxdata="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" strokecolor="#156082 [3204]" strokeweight="1.5pt">
+              <v:line w14:anchorId="49204D57" id="Straight Connector 2" o:spid="_x0000_s1026" style="position:absolute;z-index:251662336;visibility:visible;mso-wrap-style:square;mso-wrap-distance-left:9pt;mso-wrap-distance-top:0;mso-wrap-distance-right:9pt;mso-wrap-distance-bottom:0;mso-position-horizontal:absolute;mso-position-horizontal-relative:text;mso-position-vertical:absolute;mso-position-vertical-relative:text" from="90.25pt,6.8pt" to="106.1pt,6.8pt" o:gfxdata="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" strokecolor="#156082 [3204]" strokeweight="1.5pt">
                 <v:stroke joinstyle="miter"/>
               </v:line>
             </w:pict>
@@ -785,7 +785,7 @@
           </mc:Choice>
           <mc:Fallback>
             <w:pict>
-              <v:line w14:anchorId="7114417E" id="Straight Connector 2" o:spid="_x0000_s1026" style="position:absolute;z-index:251664384;visibility:visible;mso-wrap-style:square;mso-wrap-distance-left:9pt;mso-wrap-distance-top:0;mso-wrap-distance-right:9pt;mso-wrap-distance-bottom:0;mso-position-horizontal:absolute;mso-position-horizontal-relative:text;mso-position-vertical:absolute;mso-position-vertical-relative:text" from="89.8pt,6.5pt" to="105.65pt,6.5pt" o:gfxdata="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" strokecolor="#156082 [3204]" strokeweight="1.5pt">
+              <v:line w14:anchorId="4CF45F9C" id="Straight Connector 2" o:spid="_x0000_s1026" style="position:absolute;z-index:251664384;visibility:visible;mso-wrap-style:square;mso-wrap-distance-left:9pt;mso-wrap-distance-top:0;mso-wrap-distance-right:9pt;mso-wrap-distance-bottom:0;mso-position-horizontal:absolute;mso-position-horizontal-relative:text;mso-position-vertical:absolute;mso-position-vertical-relative:text" from="89.8pt,6.5pt" to="105.65pt,6.5pt" o:gfxdata="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" strokecolor="#156082 [3204]" strokeweight="1.5pt">
                 <v:stroke joinstyle="miter"/>
               </v:line>
             </w:pict>
@@ -857,7 +857,7 @@
           </mc:Choice>
           <mc:Fallback>
             <w:pict>
-              <v:line w14:anchorId="6491BC9C" id="Straight Connector 2" o:spid="_x0000_s1026" style="position:absolute;z-index:251666432;visibility:visible;mso-wrap-style:square;mso-wrap-distance-left:9pt;mso-wrap-distance-top:0;mso-wrap-distance-right:9pt;mso-wrap-distance-bottom:0;mso-position-horizontal:absolute;mso-position-horizontal-relative:text;mso-position-vertical:absolute;mso-position-vertical-relative:text" from="89.85pt,7pt" to="105.7pt,7pt" o:gfxdata="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" strokecolor="#156082 [3204]" strokeweight="1.5pt">
+              <v:line w14:anchorId="73DFB35F" id="Straight Connector 2" o:spid="_x0000_s1026" style="position:absolute;z-index:251666432;visibility:visible;mso-wrap-style:square;mso-wrap-distance-left:9pt;mso-wrap-distance-top:0;mso-wrap-distance-right:9pt;mso-wrap-distance-bottom:0;mso-position-horizontal:absolute;mso-position-horizontal-relative:text;mso-position-vertical:absolute;mso-position-vertical-relative:text" from="89.85pt,7pt" to="105.7pt,7pt" o:gfxdata="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" strokecolor="#156082 [3204]" strokeweight="1.5pt">
                 <v:stroke joinstyle="miter"/>
               </v:line>
             </w:pict>
@@ -1051,31 +1051,1380 @@
     </w:p>
     <w:p>
       <w:pPr>
+        <w:ind w:left="1440"/>
+      </w:pPr>
+      <w:r>
+        <w:lastRenderedPageBreak/>
+        <w:t># Core Azure Architectural Components</w:t>
+      </w:r>
+    </w:p>
+    <w:p>
+      <w:pPr>
+        <w:ind w:left="1440"/>
+      </w:pPr>
+      <w:r>
+        <w:t>## Compute Services</w:t>
+      </w:r>
+    </w:p>
+    <w:p>
+      <w:pPr>
+        <w:ind w:left="1440"/>
+      </w:pPr>
+      <w:r>
+        <w:t>Compute services execute application code.</w:t>
+      </w:r>
+    </w:p>
+    <w:p>
+      <w:pPr>
+        <w:ind w:left="1440"/>
+      </w:pPr>
+      <w:r>
+        <w:t>### Azure Virtual Machines (VMs)</w:t>
+      </w:r>
+    </w:p>
+    <w:p>
+      <w:pPr>
+        <w:ind w:left="1440"/>
+      </w:pPr>
+      <w:r>
+        <w:t>Traditional Infrastructure as a Service (IaaS).</w:t>
+      </w:r>
+    </w:p>
+    <w:p>
+      <w:pPr>
+        <w:ind w:left="1440"/>
+      </w:pPr>
+      <w:r>
+        <w:t>Features:</w:t>
+      </w:r>
+    </w:p>
+    <w:p>
+      <w:pPr>
+        <w:ind w:left="1440"/>
+      </w:pPr>
+      <w:r>
+        <w:t>- Full OS control</w:t>
+      </w:r>
+    </w:p>
+    <w:p>
+      <w:pPr>
+        <w:ind w:left="1440"/>
+      </w:pPr>
+      <w:r>
+        <w:t>- Windows/Linux support</w:t>
+      </w:r>
+    </w:p>
+    <w:p>
+      <w:pPr>
+        <w:ind w:left="1440"/>
+      </w:pPr>
+      <w:r>
+        <w:t>- Custom installations</w:t>
+      </w:r>
+    </w:p>
+    <w:p>
+      <w:pPr>
+        <w:ind w:left="1440"/>
+      </w:pPr>
+      <w:r>
+        <w:t>Use cases:</w:t>
+      </w:r>
+    </w:p>
+    <w:p>
+      <w:pPr>
+        <w:ind w:left="1440"/>
+      </w:pPr>
+      <w:r>
+        <w:t>- Legacy applications</w:t>
+      </w:r>
+    </w:p>
+    <w:p>
+      <w:pPr>
+        <w:ind w:left="1440"/>
+      </w:pPr>
+      <w:r>
+        <w:t>- Custom software environment</w:t>
+      </w:r>
+      <w:r>
+        <w:t>s</w:t>
+      </w:r>
+    </w:p>
+    <w:p>
+      <w:pPr>
+        <w:ind w:left="1440"/>
+      </w:pPr>
+    </w:p>
+    <w:p>
+      <w:pPr>
+        <w:ind w:left="1440"/>
+      </w:pPr>
+      <w:r>
+        <w:t>### Azure App Service</w:t>
+      </w:r>
+    </w:p>
+    <w:p>
+      <w:pPr>
+        <w:ind w:left="1440"/>
+      </w:pPr>
+      <w:r>
+        <w:t>Platform as a Service (PaaS).</w:t>
+      </w:r>
+    </w:p>
+    <w:p>
+      <w:pPr>
+        <w:ind w:left="1440"/>
+      </w:pPr>
+      <w:r>
+        <w:t>Features:</w:t>
+      </w:r>
+    </w:p>
+    <w:p>
+      <w:pPr>
+        <w:ind w:left="1440"/>
+      </w:pPr>
+      <w:r>
+        <w:t>- Managed hosting</w:t>
+      </w:r>
+    </w:p>
+    <w:p>
+      <w:pPr>
+        <w:ind w:left="1440"/>
+      </w:pPr>
+      <w:r>
+        <w:t>- Auto-scaling</w:t>
+      </w:r>
+    </w:p>
+    <w:p>
+      <w:pPr>
+        <w:ind w:left="1440"/>
+      </w:pPr>
+      <w:r>
+        <w:t>- CI/CD integration</w:t>
+      </w:r>
+    </w:p>
+    <w:p>
+      <w:pPr>
+        <w:ind w:left="1440"/>
+      </w:pPr>
+      <w:r>
+        <w:t>- SSL support</w:t>
+      </w:r>
+    </w:p>
+    <w:p>
+      <w:pPr>
+        <w:ind w:left="1440"/>
+      </w:pPr>
+      <w:r>
+        <w:t>Ideal for:</w:t>
+      </w:r>
+    </w:p>
+    <w:p>
+      <w:pPr>
+        <w:ind w:left="1440"/>
+      </w:pPr>
+      <w:r>
+        <w:t>- Web applications</w:t>
+      </w:r>
+      <w:r>
+        <w:t xml:space="preserve"> &amp; Services</w:t>
+      </w:r>
+    </w:p>
+    <w:p>
+      <w:pPr>
+        <w:ind w:left="1440"/>
+      </w:pPr>
+    </w:p>
+    <w:p>
+      <w:pPr>
+        <w:ind w:left="1440"/>
+      </w:pPr>
+      <w:r>
+        <w:t>### Azure Kubernetes Service (AKS)</w:t>
+      </w:r>
+    </w:p>
+    <w:p>
+      <w:pPr>
+        <w:ind w:left="1440"/>
+      </w:pPr>
+      <w:r>
+        <w:t>Managed Kubernetes offering.</w:t>
+      </w:r>
+    </w:p>
+    <w:p>
+      <w:pPr>
+        <w:ind w:left="1440"/>
+      </w:pPr>
+      <w:r>
+        <w:t>Benefits:</w:t>
+      </w:r>
+    </w:p>
+    <w:p>
+      <w:pPr>
+        <w:ind w:left="1440"/>
+      </w:pPr>
+      <w:r>
+        <w:t>- Container orchestration</w:t>
+      </w:r>
+    </w:p>
+    <w:p>
+      <w:pPr>
+        <w:ind w:left="1440"/>
+      </w:pPr>
+      <w:r>
+        <w:t>- High scalability</w:t>
+      </w:r>
+    </w:p>
+    <w:p>
+      <w:pPr>
+        <w:ind w:left="1440"/>
+      </w:pPr>
+      <w:r>
+        <w:lastRenderedPageBreak/>
+        <w:t>- Microservices deployment</w:t>
+      </w:r>
+    </w:p>
+    <w:p>
+      <w:pPr>
+        <w:ind w:left="1440"/>
+      </w:pPr>
+      <w:r>
+        <w:t>Used for enterprise and cloud-native applications.</w:t>
+      </w:r>
+    </w:p>
+    <w:p>
+      <w:pPr>
+        <w:ind w:left="1440"/>
+      </w:pPr>
+    </w:p>
+    <w:p>
+      <w:pPr>
+        <w:ind w:left="1440"/>
+      </w:pPr>
+      <w:r>
+        <w:t># Storage Services</w:t>
+      </w:r>
+    </w:p>
+    <w:p>
+      <w:pPr>
+        <w:ind w:left="1440"/>
+      </w:pPr>
+      <w:r>
+        <w:t>## Azure Storage Account</w:t>
+      </w:r>
+    </w:p>
+    <w:p>
+      <w:pPr>
+        <w:ind w:left="1440"/>
+      </w:pPr>
+      <w:r>
+        <w:t>Central service for storage resources.</w:t>
+      </w:r>
+    </w:p>
+    <w:p>
+      <w:pPr>
+        <w:ind w:left="1440"/>
+      </w:pPr>
+      <w:r>
+        <w:t>Includes:</w:t>
+      </w:r>
+    </w:p>
+    <w:p>
+      <w:pPr>
+        <w:ind w:left="1440"/>
+      </w:pPr>
+      <w:r>
+        <w:t>### Blob Storage</w:t>
+      </w:r>
+    </w:p>
+    <w:p>
+      <w:pPr>
+        <w:ind w:left="1440"/>
+      </w:pPr>
+      <w:r>
+        <w:t>Stores:</w:t>
+      </w:r>
+    </w:p>
+    <w:p>
+      <w:pPr>
+        <w:ind w:left="1440"/>
+      </w:pPr>
+      <w:r>
+        <w:t>- Images</w:t>
+      </w:r>
+    </w:p>
+    <w:p>
+      <w:pPr>
+        <w:ind w:left="1440"/>
+      </w:pPr>
+      <w:r>
+        <w:t>- Videos</w:t>
+      </w:r>
+    </w:p>
+    <w:p>
+      <w:pPr>
+        <w:ind w:left="1440"/>
+      </w:pPr>
+      <w:r>
+        <w:t>- Documents</w:t>
+      </w:r>
+    </w:p>
+    <w:p>
+      <w:pPr>
+        <w:ind w:left="1440"/>
+      </w:pPr>
+      <w:r>
+        <w:t>- Backups</w:t>
+      </w:r>
+    </w:p>
+    <w:p>
+      <w:pPr>
+        <w:ind w:left="1440"/>
+      </w:pPr>
+      <w:r>
+        <w:t>### File Storage</w:t>
+      </w:r>
+    </w:p>
+    <w:p>
+      <w:pPr>
+        <w:ind w:left="1440"/>
+      </w:pPr>
+      <w:r>
+        <w:t>Managed network file shares.</w:t>
+      </w:r>
+    </w:p>
+    <w:p>
+      <w:pPr>
+        <w:ind w:left="1440"/>
+      </w:pPr>
+      <w:r>
+        <w:t>### Queue Storage</w:t>
+      </w:r>
+    </w:p>
+    <w:p>
+      <w:pPr>
+        <w:ind w:left="1440"/>
+      </w:pPr>
+      <w:r>
+        <w:t>Message queues for asynchronous processing.</w:t>
+      </w:r>
+    </w:p>
+    <w:p>
+      <w:pPr>
+        <w:ind w:left="1440"/>
+      </w:pPr>
+      <w:r>
+        <w:t>### Table Storage</w:t>
+      </w:r>
+    </w:p>
+    <w:p>
+      <w:pPr>
+        <w:ind w:left="1440"/>
+      </w:pPr>
+      <w:r>
+        <w:t>NoSQL key-value data store.</w:t>
+      </w:r>
+    </w:p>
+    <w:p>
+      <w:pPr>
+        <w:ind w:left="1440"/>
+      </w:pPr>
+    </w:p>
+    <w:p>
+      <w:pPr>
+        <w:ind w:left="1440"/>
+      </w:pPr>
+      <w:r>
+        <w:t># Networking Components</w:t>
+      </w:r>
+    </w:p>
+    <w:p>
+      <w:pPr>
+        <w:ind w:left="1440"/>
+      </w:pPr>
+      <w:r>
+        <w:t>## Virtual Network (</w:t>
+      </w:r>
+      <w:proofErr w:type="spellStart"/>
+      <w:r>
+        <w:t>VNet</w:t>
+      </w:r>
+      <w:proofErr w:type="spellEnd"/>
+      <w:r>
+        <w:t>)</w:t>
+      </w:r>
+    </w:p>
+    <w:p>
+      <w:pPr>
+        <w:ind w:left="1440"/>
+      </w:pPr>
+      <w:r>
+        <w:t>Azure's private network.</w:t>
+      </w:r>
+    </w:p>
+    <w:p>
+      <w:pPr>
+        <w:ind w:left="1440"/>
+      </w:pPr>
+      <w:r>
+        <w:t>Functions:</w:t>
+      </w:r>
+    </w:p>
+    <w:p>
+      <w:pPr>
+        <w:ind w:left="1440"/>
+      </w:pPr>
+      <w:r>
+        <w:t>- Resource communication</w:t>
+      </w:r>
+    </w:p>
+    <w:p>
+      <w:pPr>
+        <w:ind w:left="1440"/>
+      </w:pPr>
+      <w:r>
+        <w:t>- Traffic isolation</w:t>
+      </w:r>
+    </w:p>
+    <w:p>
+      <w:pPr>
+        <w:ind w:left="1440"/>
+      </w:pPr>
+      <w:r>
+        <w:t>- Security enforcement</w:t>
+      </w:r>
+    </w:p>
+    <w:p>
+      <w:pPr>
+        <w:ind w:left="1440"/>
+      </w:pPr>
+    </w:p>
+    <w:p>
+      <w:pPr>
+        <w:ind w:left="1440"/>
+      </w:pPr>
+      <w:r>
+        <w:lastRenderedPageBreak/>
+        <w:t>Example:</w:t>
+      </w:r>
+    </w:p>
+    <w:p>
+      <w:pPr>
+        <w:ind w:left="1440"/>
+      </w:pPr>
+      <w:r>
+        <w:drawing>
+          <wp:inline distT="0" distB="0" distL="0" distR="0" wp14:anchorId="534E22A5" wp14:editId="36E6C70D">
+            <wp:extent cx="3338009" cy="2225216"/>
+            <wp:effectExtent l="0" t="0" r="0" b="3810"/>
+            <wp:docPr id="355448696" name="Picture 1"/>
+            <wp:cNvGraphicFramePr>
+              <a:graphicFrameLocks xmlns:a="http://schemas.openxmlformats.org/drawingml/2006/main" noChangeAspect="1"/>
+            </wp:cNvGraphicFramePr>
+            <a:graphic xmlns:a="http://schemas.openxmlformats.org/drawingml/2006/main">
+              <a:graphicData uri="http://schemas.openxmlformats.org/drawingml/2006/picture">
+                <pic:pic xmlns:pic="http://schemas.openxmlformats.org/drawingml/2006/picture">
+                  <pic:nvPicPr>
+                    <pic:cNvPr id="355448696" name=""/>
+                    <pic:cNvPicPr/>
+                  </pic:nvPicPr>
+                  <pic:blipFill>
+                    <a:blip r:embed="rId6"/>
+                    <a:stretch>
+                      <a:fillRect/>
+                    </a:stretch>
+                  </pic:blipFill>
+                  <pic:spPr>
+                    <a:xfrm>
+                      <a:off x="0" y="0"/>
+                      <a:ext cx="3352265" cy="2234719"/>
+                    </a:xfrm>
+                    <a:prstGeom prst="rect">
+                      <a:avLst/>
+                    </a:prstGeom>
+                  </pic:spPr>
+                </pic:pic>
+              </a:graphicData>
+            </a:graphic>
+          </wp:inline>
+        </w:drawing>
+      </w:r>
+    </w:p>
+    <w:p>
+      <w:pPr>
+        <w:ind w:left="1440"/>
+      </w:pPr>
+      <w:r>
+        <w:t>## Load Balancer</w:t>
+      </w:r>
+    </w:p>
+    <w:p>
+      <w:pPr>
+        <w:ind w:left="1440"/>
+      </w:pPr>
+      <w:r>
+        <w:t>Distributes traffic among servers.</w:t>
+      </w:r>
+    </w:p>
+    <w:p>
+      <w:pPr>
+        <w:ind w:left="1440"/>
+      </w:pPr>
+      <w:r>
+        <w:t>Benefits:</w:t>
+      </w:r>
+    </w:p>
+    <w:p>
+      <w:pPr>
+        <w:ind w:left="1440"/>
+      </w:pPr>
+      <w:r>
+        <w:t>- High availability</w:t>
+      </w:r>
+    </w:p>
+    <w:p>
+      <w:pPr>
+        <w:ind w:left="1440"/>
+      </w:pPr>
+      <w:r>
+        <w:t>- Better performance</w:t>
+      </w:r>
+    </w:p>
+    <w:p>
+      <w:pPr>
+        <w:ind w:left="1440"/>
+      </w:pPr>
+    </w:p>
+    <w:p>
+      <w:pPr>
+        <w:ind w:left="1440"/>
+      </w:pPr>
+      <w:r>
+        <w:t>## Application Gateway</w:t>
+      </w:r>
+    </w:p>
+    <w:p>
+      <w:pPr>
+        <w:ind w:left="1440"/>
+      </w:pPr>
+      <w:r>
+        <w:t>Layer 7 load balancer.</w:t>
+      </w:r>
+    </w:p>
+    <w:p>
+      <w:pPr>
+        <w:ind w:left="1440"/>
+      </w:pPr>
+      <w:r>
+        <w:t>Features:</w:t>
+      </w:r>
+    </w:p>
+    <w:p>
+      <w:pPr>
+        <w:ind w:left="1440"/>
+      </w:pPr>
+      <w:r>
+        <w:t>- SSL termination</w:t>
+      </w:r>
+    </w:p>
+    <w:p>
+      <w:pPr>
+        <w:ind w:left="1440"/>
+      </w:pPr>
+      <w:r>
+        <w:t>- URL routing</w:t>
+      </w:r>
+    </w:p>
+    <w:p>
+      <w:pPr>
+        <w:ind w:left="1440"/>
+      </w:pPr>
+      <w:r>
+        <w:t>- Web Application Firewall (WAF</w:t>
+      </w:r>
+      <w:r>
+        <w:t>)</w:t>
+      </w:r>
+    </w:p>
+    <w:p>
+      <w:pPr>
+        <w:ind w:left="1440"/>
+      </w:pPr>
+    </w:p>
+    <w:p>
+      <w:pPr>
+        <w:ind w:left="1440"/>
+      </w:pPr>
+      <w:r>
+        <w:t># Security Components</w:t>
+      </w:r>
+    </w:p>
+    <w:p>
+      <w:pPr>
+        <w:ind w:left="1440"/>
+      </w:pPr>
+      <w:r>
+        <w:t>## Azure Active Directory (Azure AD / Entra ID)</w:t>
+      </w:r>
+    </w:p>
+    <w:p>
+      <w:pPr>
+        <w:ind w:left="1440"/>
+      </w:pPr>
+      <w:r>
+        <w:t>Identity and access management service.</w:t>
+      </w:r>
+    </w:p>
+    <w:p>
+      <w:pPr>
+        <w:ind w:left="1440"/>
+      </w:pPr>
+      <w:r>
+        <w:t>Supports:</w:t>
+      </w:r>
+    </w:p>
+    <w:p>
+      <w:pPr>
+        <w:ind w:left="1440"/>
+      </w:pPr>
+      <w:r>
+        <w:t>- User authentication</w:t>
+      </w:r>
+    </w:p>
+    <w:p>
+      <w:pPr>
+        <w:ind w:left="1440"/>
+      </w:pPr>
+      <w:r>
+        <w:t>- Single Sign-On (SSO)</w:t>
+      </w:r>
+    </w:p>
+    <w:p>
+      <w:pPr>
+        <w:ind w:left="1440"/>
+      </w:pPr>
+      <w:r>
+        <w:lastRenderedPageBreak/>
+        <w:t>- Multi-factor authentication</w:t>
+      </w:r>
+    </w:p>
+    <w:p>
+      <w:pPr>
+        <w:ind w:left="1440"/>
+      </w:pPr>
+    </w:p>
+    <w:p>
+      <w:pPr>
+        <w:ind w:left="1440"/>
+      </w:pPr>
+      <w:r>
+        <w:t>## Azure Key Vault</w:t>
+      </w:r>
+    </w:p>
+    <w:p>
+      <w:pPr>
+        <w:ind w:left="1440"/>
+      </w:pPr>
+      <w:r>
+        <w:t>Secure storage for:</w:t>
+      </w:r>
+    </w:p>
+    <w:p>
+      <w:pPr>
+        <w:ind w:left="1440"/>
+      </w:pPr>
+      <w:r>
+        <w:t>- Passwords</w:t>
+      </w:r>
+      <w:r>
+        <w:t xml:space="preserve"> &amp; Other Secrets</w:t>
+      </w:r>
+    </w:p>
+    <w:p>
+      <w:pPr>
+        <w:ind w:left="1440"/>
+      </w:pPr>
+      <w:r>
+        <w:t>- Certificates</w:t>
+      </w:r>
+    </w:p>
+    <w:p>
+      <w:pPr>
+        <w:ind w:left="1440"/>
+      </w:pPr>
+      <w:r>
+        <w:t>- Encryption keys</w:t>
+      </w:r>
+    </w:p>
+    <w:p>
+      <w:pPr>
+        <w:pStyle w:val="ListParagraph"/>
+        <w:ind w:left="1440"/>
+      </w:pPr>
+    </w:p>
+    <w:p>
+      <w:pPr>
         <w:pStyle w:val="ListParagraph"/>
         <w:numPr>
           <w:ilvl w:val="0"/>
-          <w:numId w:val="2"/>
-        </w:numPr>
-      </w:pPr>
-    </w:p>
-    <w:p>
-      <w:pPr>
-        <w:pStyle w:val="ListParagraph"/>
-        <w:ind w:left="1440"/>
-      </w:pPr>
+          <w:numId w:val="1"/>
+        </w:numPr>
+      </w:pPr>
+      <w:r>
+        <w:t>Resource Groups &amp; deployment basics</w:t>
+      </w:r>
+    </w:p>
+    <w:p>
+      <w:pPr>
+        <w:pStyle w:val="ListParagraph"/>
+        <w:rPr>
+          <w:b/>
+          <w:bCs/>
+        </w:rPr>
+      </w:pPr>
+      <w:r>
+        <w:rPr>
+          <w:b/>
+          <w:bCs/>
+        </w:rPr>
+        <w:t>Deployment Models in Azure</w:t>
+      </w:r>
     </w:p>
     <w:p>
       <w:pPr>
         <w:pStyle w:val="ListParagraph"/>
         <w:numPr>
           <w:ilvl w:val="0"/>
-          <w:numId w:val="1"/>
-        </w:numPr>
-      </w:pPr>
-      <w:r>
-        <w:t>Resource Groups &amp; deployment basics</w:t>
-      </w:r>
-    </w:p>
+          <w:numId w:val="3"/>
+        </w:numPr>
+      </w:pPr>
+      <w:r>
+        <w:t>Azure Resource Manager (ARM)</w:t>
+      </w:r>
+    </w:p>
+    <w:p>
+      <w:pPr>
+        <w:pStyle w:val="ListParagraph"/>
+        <w:ind w:left="1440"/>
+      </w:pPr>
+      <w:r>
+        <w:t>ARM is Azure’s deployment &amp; management service with the following responsibilities:</w:t>
+      </w:r>
+    </w:p>
+    <w:p>
+      <w:pPr>
+        <w:pStyle w:val="ListParagraph"/>
+        <w:numPr>
+          <w:ilvl w:val="2"/>
+          <w:numId w:val="1"/>
+        </w:numPr>
+      </w:pPr>
+      <w:r>
+        <w:t>Resource provisioning</w:t>
+      </w:r>
+    </w:p>
+    <w:p>
+      <w:pPr>
+        <w:pStyle w:val="ListParagraph"/>
+        <w:numPr>
+          <w:ilvl w:val="2"/>
+          <w:numId w:val="1"/>
+        </w:numPr>
+      </w:pPr>
+      <w:r>
+        <w:t>Dependency management</w:t>
+      </w:r>
+    </w:p>
+    <w:p>
+      <w:pPr>
+        <w:pStyle w:val="ListParagraph"/>
+        <w:numPr>
+          <w:ilvl w:val="2"/>
+          <w:numId w:val="1"/>
+        </w:numPr>
+      </w:pPr>
+      <w:r>
+        <w:t>Access control integration</w:t>
+      </w:r>
+    </w:p>
+    <w:p>
+      <w:pPr>
+        <w:pStyle w:val="ListParagraph"/>
+        <w:numPr>
+          <w:ilvl w:val="2"/>
+          <w:numId w:val="1"/>
+        </w:numPr>
+      </w:pPr>
+      <w:r>
+        <w:t>Template deployments</w:t>
+      </w:r>
+    </w:p>
+    <w:p>
+      <w:pPr>
+        <w:ind w:left="1440"/>
+      </w:pPr>
+      <w:r>
+        <w:t>Most modern Azure deployments use ARM.</w:t>
+      </w:r>
+    </w:p>
+    <w:p>
+      <w:pPr>
+        <w:ind w:left="1440"/>
+      </w:pPr>
+      <w:r>
+        <w:t>ARM acts as the control layer between management tools &amp; Azure services.</w:t>
+      </w:r>
+    </w:p>
+    <w:p>
+      <w:pPr>
+        <w:ind w:left="1440"/>
+        <w:rPr>
+          <w:b/>
+          <w:bCs/>
+        </w:rPr>
+      </w:pPr>
+      <w:r>
+        <w:rPr>
+          <w:b/>
+          <w:bCs/>
+        </w:rPr>
+        <w:t>Infrastructure as Code (</w:t>
+      </w:r>
+      <w:proofErr w:type="spellStart"/>
+      <w:r>
+        <w:rPr>
+          <w:b/>
+          <w:bCs/>
+        </w:rPr>
+        <w:t>IaC</w:t>
+      </w:r>
+      <w:proofErr w:type="spellEnd"/>
+      <w:r>
+        <w:rPr>
+          <w:b/>
+          <w:bCs/>
+        </w:rPr>
+        <w:t>)</w:t>
+      </w:r>
+    </w:p>
+    <w:p>
+      <w:pPr>
+        <w:ind w:left="1440"/>
+      </w:pPr>
+      <w:proofErr w:type="spellStart"/>
+      <w:r>
+        <w:t>IaC</w:t>
+      </w:r>
+      <w:proofErr w:type="spellEnd"/>
+      <w:r>
+        <w:t xml:space="preserve"> allows infrastructure to be defined in template </w:t>
+      </w:r>
+      <w:proofErr w:type="spellStart"/>
+      <w:r>
+        <w:t>rater</w:t>
+      </w:r>
+      <w:proofErr w:type="spellEnd"/>
+      <w:r>
+        <w:t xml:space="preserve"> than manually created.</w:t>
+      </w:r>
+    </w:p>
+    <w:p>
+      <w:pPr>
+        <w:ind w:left="1440"/>
+      </w:pPr>
+      <w:r>
+        <w:t>Benefits:</w:t>
+      </w:r>
+    </w:p>
+    <w:p>
+      <w:pPr>
+        <w:pStyle w:val="ListParagraph"/>
+        <w:numPr>
+          <w:ilvl w:val="2"/>
+          <w:numId w:val="1"/>
+        </w:numPr>
+      </w:pPr>
+      <w:r>
+        <w:t>Consistency</w:t>
+      </w:r>
+    </w:p>
+    <w:p>
+      <w:pPr>
+        <w:pStyle w:val="ListParagraph"/>
+        <w:numPr>
+          <w:ilvl w:val="2"/>
+          <w:numId w:val="1"/>
+        </w:numPr>
+      </w:pPr>
+      <w:r>
+        <w:t>Automation</w:t>
+      </w:r>
+    </w:p>
+    <w:p>
+      <w:pPr>
+        <w:pStyle w:val="ListParagraph"/>
+        <w:numPr>
+          <w:ilvl w:val="2"/>
+          <w:numId w:val="1"/>
+        </w:numPr>
+      </w:pPr>
+      <w:r>
+        <w:t>Repeatability</w:t>
+      </w:r>
+    </w:p>
+    <w:p>
+      <w:pPr>
+        <w:pStyle w:val="ListParagraph"/>
+        <w:numPr>
+          <w:ilvl w:val="2"/>
+          <w:numId w:val="1"/>
+        </w:numPr>
+      </w:pPr>
+      <w:r>
+        <w:t>Version Control</w:t>
+      </w:r>
+    </w:p>
+    <w:p>
+      <w:pPr>
+        <w:ind w:left="1440"/>
+      </w:pPr>
+      <w:r>
+        <w:lastRenderedPageBreak/>
+        <w:drawing>
+          <wp:inline distT="0" distB="0" distL="0" distR="0" wp14:anchorId="37BAC23D" wp14:editId="35E57286">
+            <wp:extent cx="1961552" cy="2942327"/>
+            <wp:effectExtent l="0" t="0" r="635" b="0"/>
+            <wp:docPr id="131976131" name="Picture 1"/>
+            <wp:cNvGraphicFramePr>
+              <a:graphicFrameLocks xmlns:a="http://schemas.openxmlformats.org/drawingml/2006/main" noChangeAspect="1"/>
+            </wp:cNvGraphicFramePr>
+            <a:graphic xmlns:a="http://schemas.openxmlformats.org/drawingml/2006/main">
+              <a:graphicData uri="http://schemas.openxmlformats.org/drawingml/2006/picture">
+                <pic:pic xmlns:pic="http://schemas.openxmlformats.org/drawingml/2006/picture">
+                  <pic:nvPicPr>
+                    <pic:cNvPr id="131976131" name=""/>
+                    <pic:cNvPicPr/>
+                  </pic:nvPicPr>
+                  <pic:blipFill>
+                    <a:blip r:embed="rId7"/>
+                    <a:stretch>
+                      <a:fillRect/>
+                    </a:stretch>
+                  </pic:blipFill>
+                  <pic:spPr>
+                    <a:xfrm>
+                      <a:off x="0" y="0"/>
+                      <a:ext cx="1974582" cy="2961872"/>
+                    </a:xfrm>
+                    <a:prstGeom prst="rect">
+                      <a:avLst/>
+                    </a:prstGeom>
+                  </pic:spPr>
+                </pic:pic>
+              </a:graphicData>
+            </a:graphic>
+          </wp:inline>
+        </w:drawing>
+      </w:r>
+    </w:p>
+    <w:p>
+      <w:pPr>
+        <w:ind w:left="1440"/>
+        <w:rPr>
+          <w:b/>
+          <w:bCs/>
+        </w:rPr>
+      </w:pPr>
+      <w:r>
+        <w:rPr>
+          <w:b/>
+          <w:bCs/>
+        </w:rPr>
+        <w:t>ARM Templates</w:t>
+      </w:r>
+    </w:p>
+    <w:p>
+      <w:pPr>
+        <w:ind w:left="1440"/>
+      </w:pPr>
+      <w:r>
+        <w:t>ARM Templates use JSON files to define infrastructure.</w:t>
+      </w:r>
+    </w:p>
+    <w:p>
+      <w:pPr>
+        <w:ind w:left="1440"/>
+        <w:rPr>
+          <w:b/>
+          <w:bCs/>
+        </w:rPr>
+      </w:pPr>
+      <w:r>
+        <w:rPr>
+          <w:b/>
+          <w:bCs/>
+        </w:rPr>
+        <w:t>Bicep Templates</w:t>
+      </w:r>
+    </w:p>
+    <w:p>
+      <w:pPr>
+        <w:ind w:left="1440"/>
+      </w:pPr>
+      <w:r>
+        <w:t>Bicep is Microsoft’s modern Infrastructure as Code language for Azure.</w:t>
+      </w:r>
+    </w:p>
+    <w:p>
+      <w:pPr>
+        <w:ind w:left="1440"/>
+      </w:pPr>
+      <w:r>
+        <w:t>Advantages over ARM:</w:t>
+      </w:r>
+    </w:p>
+    <w:p>
+      <w:pPr>
+        <w:pStyle w:val="ListParagraph"/>
+        <w:numPr>
+          <w:ilvl w:val="2"/>
+          <w:numId w:val="1"/>
+        </w:numPr>
+      </w:pPr>
+      <w:r>
+        <w:t>Simpler syntax</w:t>
+      </w:r>
+    </w:p>
+    <w:p>
+      <w:pPr>
+        <w:pStyle w:val="ListParagraph"/>
+        <w:numPr>
+          <w:ilvl w:val="2"/>
+          <w:numId w:val="1"/>
+        </w:numPr>
+      </w:pPr>
+      <w:r>
+        <w:t>Easier maintenance</w:t>
+      </w:r>
+    </w:p>
+    <w:p>
+      <w:pPr>
+        <w:pStyle w:val="ListParagraph"/>
+        <w:numPr>
+          <w:ilvl w:val="2"/>
+          <w:numId w:val="1"/>
+        </w:numPr>
+      </w:pPr>
+      <w:r>
+        <w:t>Better readability</w:t>
+      </w:r>
+    </w:p>
+    <w:p>
+      <w:pPr>
+        <w:ind w:left="1440"/>
+      </w:pPr>
+      <w:r>
+        <w:drawing>
+          <wp:inline distT="0" distB="0" distL="0" distR="0" wp14:anchorId="6D4C0781" wp14:editId="133E0F0F">
+            <wp:extent cx="1631168" cy="2446752"/>
+            <wp:effectExtent l="0" t="0" r="7620" b="0"/>
+            <wp:docPr id="1882986879" name="Picture 1"/>
+            <wp:cNvGraphicFramePr>
+              <a:graphicFrameLocks xmlns:a="http://schemas.openxmlformats.org/drawingml/2006/main" noChangeAspect="1"/>
+            </wp:cNvGraphicFramePr>
+            <a:graphic xmlns:a="http://schemas.openxmlformats.org/drawingml/2006/main">
+              <a:graphicData uri="http://schemas.openxmlformats.org/drawingml/2006/picture">
+                <pic:pic xmlns:pic="http://schemas.openxmlformats.org/drawingml/2006/picture">
+                  <pic:nvPicPr>
+                    <pic:cNvPr id="1882986879" name=""/>
+                    <pic:cNvPicPr/>
+                  </pic:nvPicPr>
+                  <pic:blipFill>
+                    <a:blip r:embed="rId8"/>
+                    <a:stretch>
+                      <a:fillRect/>
+                    </a:stretch>
+                  </pic:blipFill>
+                  <pic:spPr>
+                    <a:xfrm>
+                      <a:off x="0" y="0"/>
+                      <a:ext cx="1644084" cy="2466126"/>
+                    </a:xfrm>
+                    <a:prstGeom prst="rect">
+                      <a:avLst/>
+                    </a:prstGeom>
+                  </pic:spPr>
+                </pic:pic>
+              </a:graphicData>
+            </a:graphic>
+          </wp:inline>
+        </w:drawing>
+      </w:r>
+    </w:p>
+    <w:p>
+      <w:pPr>
+        <w:ind w:left="1440"/>
+        <w:rPr>
+          <w:b/>
+          <w:bCs/>
+        </w:rPr>
+      </w:pPr>
+      <w:r>
+        <w:rPr>
+          <w:b/>
+          <w:bCs/>
+        </w:rPr>
+        <w:t>Deployment Methods</w:t>
+      </w:r>
+    </w:p>
+    <w:p>
+      <w:pPr>
+        <w:pStyle w:val="ListParagraph"/>
+        <w:numPr>
+          <w:ilvl w:val="2"/>
+          <w:numId w:val="1"/>
+        </w:numPr>
+      </w:pPr>
+      <w:r>
+        <w:t>Azure Portal</w:t>
+      </w:r>
+    </w:p>
+    <w:p>
+      <w:pPr>
+        <w:pStyle w:val="ListParagraph"/>
+        <w:numPr>
+          <w:ilvl w:val="2"/>
+          <w:numId w:val="1"/>
+        </w:numPr>
+      </w:pPr>
+      <w:r>
+        <w:t>Azure CLI</w:t>
+      </w:r>
+    </w:p>
+    <w:p>
+      <w:pPr>
+        <w:pStyle w:val="ListParagraph"/>
+        <w:numPr>
+          <w:ilvl w:val="2"/>
+          <w:numId w:val="1"/>
+        </w:numPr>
+      </w:pPr>
+      <w:r>
+        <w:lastRenderedPageBreak/>
+        <w:t>Azure DevOps / GitHub Actions</w:t>
+      </w:r>
+    </w:p>
+    <w:p>
+      <w:pPr>
+        <w:ind w:left="1800"/>
+      </w:pPr>
+      <w:r>
+        <w:drawing>
+          <wp:inline distT="0" distB="0" distL="0" distR="0" wp14:anchorId="302722AD" wp14:editId="04ACC8B0">
+            <wp:extent cx="2503793" cy="3755691"/>
+            <wp:effectExtent l="0" t="0" r="0" b="0"/>
+            <wp:docPr id="865356544" name="Picture 1"/>
+            <wp:cNvGraphicFramePr>
+              <a:graphicFrameLocks xmlns:a="http://schemas.openxmlformats.org/drawingml/2006/main" noChangeAspect="1"/>
+            </wp:cNvGraphicFramePr>
+            <a:graphic xmlns:a="http://schemas.openxmlformats.org/drawingml/2006/main">
+              <a:graphicData uri="http://schemas.openxmlformats.org/drawingml/2006/picture">
+                <pic:pic xmlns:pic="http://schemas.openxmlformats.org/drawingml/2006/picture">
+                  <pic:nvPicPr>
+                    <pic:cNvPr id="865356544" name=""/>
+                    <pic:cNvPicPr/>
+                  </pic:nvPicPr>
+                  <pic:blipFill>
+                    <a:blip r:embed="rId9"/>
+                    <a:stretch>
+                      <a:fillRect/>
+                    </a:stretch>
+                  </pic:blipFill>
+                  <pic:spPr>
+                    <a:xfrm>
+                      <a:off x="0" y="0"/>
+                      <a:ext cx="2538684" cy="3808027"/>
+                    </a:xfrm>
+                    <a:prstGeom prst="rect">
+                      <a:avLst/>
+                    </a:prstGeom>
+                  </pic:spPr>
+                </pic:pic>
+              </a:graphicData>
+            </a:graphic>
+          </wp:inline>
+        </w:drawing>
+      </w:r>
+    </w:p>
+    <w:p>
+      <w:pPr>
+        <w:ind w:left="1800"/>
+        <w:rPr>
+          <w:b/>
+          <w:bCs/>
+        </w:rPr>
+      </w:pPr>
+      <w:r>
+        <w:rPr>
+          <w:b/>
+          <w:bCs/>
+        </w:rPr>
+        <w:t>Deployment Scopes</w:t>
+      </w:r>
+    </w:p>
+    <w:p>
+      <w:pPr>
+        <w:ind w:left="1800"/>
+      </w:pPr>
+      <w:r>
+        <w:t>Azure deployments can occur at multiple levels:</w:t>
+      </w:r>
+    </w:p>
+    <w:p>
+      <w:pPr>
+        <w:ind w:left="1800"/>
+      </w:pPr>
+      <w:r>
+        <w:drawing>
+          <wp:inline distT="0" distB="0" distL="0" distR="0" wp14:anchorId="2E7171B0" wp14:editId="26CE3BD6">
+            <wp:extent cx="1978521" cy="2967781"/>
+            <wp:effectExtent l="0" t="0" r="3175" b="4445"/>
+            <wp:docPr id="1763233881" name="Picture 1"/>
+            <wp:cNvGraphicFramePr>
+              <a:graphicFrameLocks xmlns:a="http://schemas.openxmlformats.org/drawingml/2006/main" noChangeAspect="1"/>
+            </wp:cNvGraphicFramePr>
+            <a:graphic xmlns:a="http://schemas.openxmlformats.org/drawingml/2006/main">
+              <a:graphicData uri="http://schemas.openxmlformats.org/drawingml/2006/picture">
+                <pic:pic xmlns:pic="http://schemas.openxmlformats.org/drawingml/2006/picture">
+                  <pic:nvPicPr>
+                    <pic:cNvPr id="1763233881" name=""/>
+                    <pic:cNvPicPr/>
+                  </pic:nvPicPr>
+                  <pic:blipFill>
+                    <a:blip r:embed="rId10"/>
+                    <a:stretch>
+                      <a:fillRect/>
+                    </a:stretch>
+                  </pic:blipFill>
+                  <pic:spPr>
+                    <a:xfrm>
+                      <a:off x="0" y="0"/>
+                      <a:ext cx="1990099" cy="2985148"/>
+                    </a:xfrm>
+                    <a:prstGeom prst="rect">
+                      <a:avLst/>
+                    </a:prstGeom>
+                  </pic:spPr>
+                </pic:pic>
+              </a:graphicData>
+            </a:graphic>
+          </wp:inline>
+        </w:drawing>
+      </w:r>
+    </w:p>
+    <w:p>
+      <w:pPr>
+        <w:ind w:left="1800"/>
+        <w:rPr>
+          <w:b/>
+          <w:bCs/>
+        </w:rPr>
+      </w:pPr>
+    </w:p>
+    <w:p>
+      <w:pPr>
+        <w:ind w:left="1800"/>
+        <w:rPr>
+          <w:b/>
+          <w:bCs/>
+        </w:rPr>
+      </w:pPr>
+    </w:p>
+    <w:p>
+      <w:pPr>
+        <w:ind w:left="1800"/>
+        <w:rPr>
+          <w:b/>
+          <w:bCs/>
+        </w:rPr>
+      </w:pPr>
+    </w:p>
+    <w:p>
+      <w:pPr>
+        <w:ind w:left="1800"/>
+        <w:rPr>
+          <w:b/>
+          <w:bCs/>
+        </w:rPr>
+      </w:pPr>
+      <w:r>
+        <w:rPr>
+          <w:b/>
+          <w:bCs/>
+        </w:rPr>
+        <w:lastRenderedPageBreak/>
+        <w:t>Dependency management during deployment</w:t>
+      </w:r>
+    </w:p>
+    <w:p>
+      <w:pPr>
+        <w:ind w:left="1800"/>
+      </w:pPr>
+      <w:r>
+        <w:t>Resources often depend on each other.</w:t>
+      </w:r>
+    </w:p>
+    <w:p>
+      <w:pPr>
+        <w:ind w:left="1800"/>
+      </w:pPr>
+      <w:r>
+        <w:drawing>
+          <wp:inline distT="0" distB="0" distL="0" distR="0" wp14:anchorId="2F5F0DD7" wp14:editId="53C34CA7">
+            <wp:extent cx="2082506" cy="2655570"/>
+            <wp:effectExtent l="0" t="0" r="0" b="0"/>
+            <wp:docPr id="1038255623" name="Picture 1"/>
+            <wp:cNvGraphicFramePr>
+              <a:graphicFrameLocks xmlns:a="http://schemas.openxmlformats.org/drawingml/2006/main" noChangeAspect="1"/>
+            </wp:cNvGraphicFramePr>
+            <a:graphic xmlns:a="http://schemas.openxmlformats.org/drawingml/2006/main">
+              <a:graphicData uri="http://schemas.openxmlformats.org/drawingml/2006/picture">
+                <pic:pic xmlns:pic="http://schemas.openxmlformats.org/drawingml/2006/picture">
+                  <pic:nvPicPr>
+                    <pic:cNvPr id="1038255623" name=""/>
+                    <pic:cNvPicPr/>
+                  </pic:nvPicPr>
+                  <pic:blipFill>
+                    <a:blip r:embed="rId11"/>
+                    <a:stretch>
+                      <a:fillRect/>
+                    </a:stretch>
+                  </pic:blipFill>
+                  <pic:spPr>
+                    <a:xfrm>
+                      <a:off x="0" y="0"/>
+                      <a:ext cx="2098189" cy="2675568"/>
+                    </a:xfrm>
+                    <a:prstGeom prst="rect">
+                      <a:avLst/>
+                    </a:prstGeom>
+                  </pic:spPr>
+                </pic:pic>
+              </a:graphicData>
+            </a:graphic>
+          </wp:inline>
+        </w:drawing>
+      </w:r>
+    </w:p>
+    <w:p>
+      <w:pPr>
+        <w:pStyle w:val="ListParagraph"/>
+        <w:numPr>
+          <w:ilvl w:val="0"/>
+          <w:numId w:val="3"/>
+        </w:numPr>
+      </w:pPr>
+    </w:p>
+    <w:p/>
     <w:sectPr>
       <w:pgSz w:w="11906" w:h="16838"/>
       <w:pgMar w:top="1440" w:right="1440" w:bottom="1440" w:left="1440" w:header="708" w:footer="708" w:gutter="0"/>
@@ -1091,7 +2440,7 @@
   <w:abstractNum w:abstractNumId="0" w15:restartNumberingAfterBreak="0">
     <w:nsid w:val="0AC840DB"/>
     <w:multiLevelType w:val="hybridMultilevel"/>
-    <w:tmpl w:val="C2D84C58"/>
+    <w:tmpl w:val="635E8AD6"/>
     <w:lvl w:ilvl="0" w:tplc="40090001">
       <w:start w:val="1"/>
       <w:numFmt w:val="bullet"/>
@@ -1202,9 +2551,95 @@
     </w:lvl>
   </w:abstractNum>
   <w:abstractNum w:abstractNumId="1" w15:restartNumberingAfterBreak="0">
+    <w:nsid w:val="38C94162"/>
+    <w:multiLevelType w:val="hybridMultilevel"/>
+    <w:tmpl w:val="B7C0AE06"/>
+    <w:lvl w:ilvl="0" w:tplc="FFFFFFFF">
+      <w:start w:val="1"/>
+      <w:numFmt w:val="decimal"/>
+      <w:lvlText w:val="%1."/>
+      <w:lvlJc w:val="left"/>
+      <w:pPr>
+        <w:ind w:left="1440" w:hanging="360"/>
+      </w:pPr>
+    </w:lvl>
+    <w:lvl w:ilvl="1" w:tplc="FFFFFFFF" w:tentative="1">
+      <w:start w:val="1"/>
+      <w:numFmt w:val="lowerLetter"/>
+      <w:lvlText w:val="%2."/>
+      <w:lvlJc w:val="left"/>
+      <w:pPr>
+        <w:ind w:left="2160" w:hanging="360"/>
+      </w:pPr>
+    </w:lvl>
+    <w:lvl w:ilvl="2" w:tplc="FFFFFFFF" w:tentative="1">
+      <w:start w:val="1"/>
+      <w:numFmt w:val="lowerRoman"/>
+      <w:lvlText w:val="%3."/>
+      <w:lvlJc w:val="right"/>
+      <w:pPr>
+        <w:ind w:left="2880" w:hanging="180"/>
+      </w:pPr>
+    </w:lvl>
+    <w:lvl w:ilvl="3" w:tplc="FFFFFFFF" w:tentative="1">
+      <w:start w:val="1"/>
+      <w:numFmt w:val="decimal"/>
+      <w:lvlText w:val="%4."/>
+      <w:lvlJc w:val="left"/>
+      <w:pPr>
+        <w:ind w:left="3600" w:hanging="360"/>
+      </w:pPr>
+    </w:lvl>
+    <w:lvl w:ilvl="4" w:tplc="FFFFFFFF" w:tentative="1">
+      <w:start w:val="1"/>
+      <w:numFmt w:val="lowerLetter"/>
+      <w:lvlText w:val="%5."/>
+      <w:lvlJc w:val="left"/>
+      <w:pPr>
+        <w:ind w:left="4320" w:hanging="360"/>
+      </w:pPr>
+    </w:lvl>
+    <w:lvl w:ilvl="5" w:tplc="FFFFFFFF" w:tentative="1">
+      <w:start w:val="1"/>
+      <w:numFmt w:val="lowerRoman"/>
+      <w:lvlText w:val="%6."/>
+      <w:lvlJc w:val="right"/>
+      <w:pPr>
+        <w:ind w:left="5040" w:hanging="180"/>
+      </w:pPr>
+    </w:lvl>
+    <w:lvl w:ilvl="6" w:tplc="FFFFFFFF" w:tentative="1">
+      <w:start w:val="1"/>
+      <w:numFmt w:val="decimal"/>
+      <w:lvlText w:val="%7."/>
+      <w:lvlJc w:val="left"/>
+      <w:pPr>
+        <w:ind w:left="5760" w:hanging="360"/>
+      </w:pPr>
+    </w:lvl>
+    <w:lvl w:ilvl="7" w:tplc="FFFFFFFF" w:tentative="1">
+      <w:start w:val="1"/>
+      <w:numFmt w:val="lowerLetter"/>
+      <w:lvlText w:val="%8."/>
+      <w:lvlJc w:val="left"/>
+      <w:pPr>
+        <w:ind w:left="6480" w:hanging="360"/>
+      </w:pPr>
+    </w:lvl>
+    <w:lvl w:ilvl="8" w:tplc="FFFFFFFF" w:tentative="1">
+      <w:start w:val="1"/>
+      <w:numFmt w:val="lowerRoman"/>
+      <w:lvlText w:val="%9."/>
+      <w:lvlJc w:val="right"/>
+      <w:pPr>
+        <w:ind w:left="7200" w:hanging="180"/>
+      </w:pPr>
+    </w:lvl>
+  </w:abstractNum>
+  <w:abstractNum w:abstractNumId="2" w15:restartNumberingAfterBreak="0">
     <w:nsid w:val="5F4C2747"/>
     <w:multiLevelType w:val="hybridMultilevel"/>
-    <w:tmpl w:val="B82CF232"/>
+    <w:tmpl w:val="B7C0AE06"/>
     <w:lvl w:ilvl="0" w:tplc="4009000F">
       <w:start w:val="1"/>
       <w:numFmt w:val="decimal"/>
@@ -1291,6 +2726,9 @@
     <w:abstractNumId w:val="0"/>
   </w:num>
   <w:num w:numId="2" w16cid:durableId="577179664">
+    <w:abstractNumId w:val="2"/>
+  </w:num>
+  <w:num w:numId="3" w16cid:durableId="464473962">
     <w:abstractNumId w:val="1"/>
   </w:num>
 </w:numbering>
@@ -1899,7 +3337,6 @@
   <w:style w:type="character" w:default="1" w:styleId="DefaultParagraphFont">
     <w:name w:val="Default Paragraph Font"/>
     <w:uiPriority w:val="1"/>
-    <w:semiHidden/>
     <w:unhideWhenUsed/>
   </w:style>
   <w:style w:type="table" w:default="1" w:styleId="TableNormal">
